--- a/downloads/luria_praxis_protocol.docx
+++ b/downloads/luria_praxis_protocol.docx
@@ -25,7 +25,7 @@
           <w:sz w:val="21"/>
           <w:b/>
         </w:rPr>
-        <w:t xml:space="preserve">Проба на динамический праксис – три положения кисти</w:t>
+        <w:t xml:space="preserve">Проба на динамический праксис «Кулак – ребро – ладонь»</w:t>
       </w:r>
     </w:p>
     <w:p>
